--- a/TienDo_1150070024_DangNgocKhue_11TMDT.docx
+++ b/TienDo_1150070024_DangNgocKhue_11TMDT.docx
@@ -1491,7 +1491,18 @@
                 <w:szCs w:val="26"/>
                 <w14:ligatures w14:val="none"/>
               </w:rPr>
-              <w:t>Thiết kế cơ sở dữ liệu, các bảng dữ liệu và mối quan hệ; thiết kế kiến trúc hệ thống và giao diện các chức năng chính.</w:t>
+              <w:t>Thiết kế cơ sở dữ liệu, các bảng dữ liệu và mối quan hệ; thiết kế kiến tr</w:t>
+            </w:r>
+            <w:bookmarkStart w:id="0" w:name="_GoBack"/>
+            <w:bookmarkEnd w:id="0"/>
+            <w:r>
+              <w:rPr>
+                <w:rFonts w:eastAsia="Times New Roman" w:cs="Times New Roman"/>
+                <w:kern w:val="0"/>
+                <w:szCs w:val="26"/>
+                <w14:ligatures w14:val="none"/>
+              </w:rPr>
+              <w:t>úc hệ thống và giao diện các chức năng chính.</w:t>
             </w:r>
           </w:p>
         </w:tc>
